--- a/content/blog/schitaem-po-kitajski.DZEN.docx
+++ b/content/blog/schitaem-po-kitajski.DZEN.docx
@@ -384,6 +384,19 @@
     </w:p>
     <w:p>
       <w:pPr>
+        <w:spacing w:after="150"/>
+      </w:pPr>
+      <w:r>
+        <w:rPr>
+          <w:color w:val="5A4F45"/>
+          <w:sz w:val="22"/>
+          <w:szCs w:val="22"/>
+        </w:rPr>
+        <w:t xml:space="preserve">А чтобы они лучше запомнились, я сделала небольшую анимацию-счёт — в ней числа идут по порядку от 0 до 10. Посмотрите её к статье и попробуйте считать вслух вместе с ней.</w:t>
+      </w:r>
+    </w:p>
+    <w:p>
+      <w:pPr>
         <w:pStyle w:val="Heading1"/>
         <w:spacing w:after="120" w:before="360"/>
       </w:pPr>
